--- a/Terms and Classes/Winter 2025 Term/Linear Algebra/Week 4/Linear Algebra Week 4 Lectures.docx
+++ b/Terms and Classes/Winter 2025 Term/Linear Algebra/Week 4/Linear Algebra Week 4 Lectures.docx
@@ -16,6 +16,16 @@
           <w:sz w:val="52"/>
           <w:szCs w:val="52"/>
         </w:rPr>
+        <w:t xml:space="preserve">Linear Algebra </w:t>
+      </w:r>
+      <w:bookmarkStart w:id="0" w:name="_GoBack"/>
+      <w:bookmarkEnd w:id="0"/>
+      <w:r>
+        <w:rPr>
+          <w:b/>
+          <w:sz w:val="52"/>
+          <w:szCs w:val="52"/>
+        </w:rPr>
         <w:t>Week 4 Lectures:</w:t>
       </w:r>
     </w:p>
@@ -45,6 +55,7 @@
       </w:pPr>
       <w:r>
         <w:rPr>
+          <w:noProof/>
           <w:sz w:val="44"/>
           <w:szCs w:val="44"/>
         </w:rPr>
@@ -102,6 +113,7 @@
       </w:pPr>
       <w:r>
         <w:rPr>
+          <w:noProof/>
           <w:sz w:val="44"/>
           <w:szCs w:val="44"/>
         </w:rPr>
@@ -151,6 +163,7 @@
       </w:pPr>
       <w:r>
         <w:rPr>
+          <w:noProof/>
           <w:sz w:val="44"/>
           <w:szCs w:val="44"/>
         </w:rPr>
@@ -232,6 +245,7 @@
       </w:pPr>
       <w:r>
         <w:rPr>
+          <w:noProof/>
           <w:sz w:val="44"/>
           <w:szCs w:val="44"/>
         </w:rPr>
@@ -281,6 +295,7 @@
       </w:pPr>
       <w:r>
         <w:rPr>
+          <w:noProof/>
           <w:sz w:val="44"/>
           <w:szCs w:val="44"/>
         </w:rPr>
@@ -354,6 +369,7 @@
       </w:pPr>
       <w:r>
         <w:rPr>
+          <w:noProof/>
           <w:sz w:val="44"/>
           <w:szCs w:val="44"/>
         </w:rPr>
@@ -403,6 +419,7 @@
       </w:pPr>
       <w:r>
         <w:rPr>
+          <w:noProof/>
           <w:sz w:val="44"/>
           <w:szCs w:val="44"/>
         </w:rPr>
@@ -477,6 +494,7 @@
       </w:pPr>
       <w:r>
         <w:rPr>
+          <w:noProof/>
           <w:sz w:val="44"/>
           <w:szCs w:val="44"/>
         </w:rPr>
@@ -526,6 +544,7 @@
       </w:pPr>
       <w:r>
         <w:rPr>
+          <w:noProof/>
           <w:sz w:val="44"/>
           <w:szCs w:val="44"/>
         </w:rPr>
@@ -600,6 +619,7 @@
       </w:pPr>
       <w:r>
         <w:rPr>
+          <w:noProof/>
           <w:sz w:val="44"/>
           <w:szCs w:val="44"/>
         </w:rPr>
@@ -686,6 +706,7 @@
       <w:r>
         <w:rPr>
           <w:b/>
+          <w:noProof/>
           <w:sz w:val="44"/>
           <w:szCs w:val="44"/>
         </w:rPr>
@@ -745,6 +766,7 @@
       <w:r>
         <w:rPr>
           <w:b/>
+          <w:noProof/>
           <w:sz w:val="44"/>
           <w:szCs w:val="44"/>
         </w:rPr>
@@ -796,6 +818,7 @@
       <w:r>
         <w:rPr>
           <w:b/>
+          <w:noProof/>
           <w:sz w:val="44"/>
           <w:szCs w:val="44"/>
         </w:rPr>
@@ -875,6 +898,7 @@
       <w:r>
         <w:rPr>
           <w:b/>
+          <w:noProof/>
           <w:sz w:val="44"/>
           <w:szCs w:val="44"/>
         </w:rPr>
@@ -961,6 +985,7 @@
       <w:r>
         <w:rPr>
           <w:b/>
+          <w:noProof/>
           <w:sz w:val="44"/>
           <w:szCs w:val="44"/>
         </w:rPr>
@@ -1021,6 +1046,7 @@
       <w:r>
         <w:rPr>
           <w:b/>
+          <w:noProof/>
           <w:sz w:val="44"/>
           <w:szCs w:val="44"/>
         </w:rPr>
@@ -1072,6 +1098,7 @@
       <w:r>
         <w:rPr>
           <w:b/>
+          <w:noProof/>
           <w:sz w:val="44"/>
           <w:szCs w:val="44"/>
         </w:rPr>
@@ -1150,6 +1177,7 @@
       <w:r>
         <w:rPr>
           <w:b/>
+          <w:noProof/>
           <w:sz w:val="44"/>
           <w:szCs w:val="44"/>
         </w:rPr>
@@ -1201,6 +1229,7 @@
       <w:r>
         <w:rPr>
           <w:b/>
+          <w:noProof/>
           <w:sz w:val="44"/>
           <w:szCs w:val="44"/>
         </w:rPr>
@@ -1280,6 +1309,7 @@
       <w:r>
         <w:rPr>
           <w:b/>
+          <w:noProof/>
           <w:sz w:val="44"/>
           <w:szCs w:val="44"/>
         </w:rPr>
@@ -1331,6 +1361,7 @@
       <w:r>
         <w:rPr>
           <w:b/>
+          <w:noProof/>
           <w:sz w:val="44"/>
           <w:szCs w:val="44"/>
         </w:rPr>
@@ -1426,6 +1457,7 @@
       <w:r>
         <w:rPr>
           <w:b/>
+          <w:noProof/>
           <w:sz w:val="44"/>
           <w:szCs w:val="44"/>
         </w:rPr>
@@ -1477,6 +1509,7 @@
       <w:r>
         <w:rPr>
           <w:b/>
+          <w:noProof/>
           <w:sz w:val="44"/>
           <w:szCs w:val="44"/>
         </w:rPr>
@@ -1555,6 +1588,7 @@
       <w:r>
         <w:rPr>
           <w:b/>
+          <w:noProof/>
           <w:sz w:val="44"/>
           <w:szCs w:val="44"/>
         </w:rPr>
@@ -1606,6 +1640,7 @@
       <w:r>
         <w:rPr>
           <w:b/>
+          <w:noProof/>
           <w:sz w:val="44"/>
           <w:szCs w:val="44"/>
         </w:rPr>
@@ -1684,6 +1719,7 @@
       <w:r>
         <w:rPr>
           <w:b/>
+          <w:noProof/>
           <w:sz w:val="44"/>
           <w:szCs w:val="44"/>
         </w:rPr>
@@ -1735,6 +1771,7 @@
       <w:r>
         <w:rPr>
           <w:b/>
+          <w:noProof/>
           <w:sz w:val="44"/>
           <w:szCs w:val="44"/>
         </w:rPr>
@@ -1805,6 +1842,7 @@
       <w:r>
         <w:rPr>
           <w:b/>
+          <w:noProof/>
           <w:sz w:val="44"/>
           <w:szCs w:val="44"/>
         </w:rPr>
@@ -1856,6 +1894,7 @@
       <w:r>
         <w:rPr>
           <w:b/>
+          <w:noProof/>
           <w:sz w:val="44"/>
           <w:szCs w:val="44"/>
         </w:rPr>
@@ -1935,6 +1974,7 @@
       <w:r>
         <w:rPr>
           <w:b/>
+          <w:noProof/>
           <w:sz w:val="44"/>
           <w:szCs w:val="44"/>
         </w:rPr>
@@ -1986,6 +2026,7 @@
       <w:r>
         <w:rPr>
           <w:b/>
+          <w:noProof/>
           <w:sz w:val="44"/>
           <w:szCs w:val="44"/>
         </w:rPr>
@@ -2065,6 +2106,7 @@
       <w:r>
         <w:rPr>
           <w:b/>
+          <w:noProof/>
           <w:sz w:val="44"/>
           <w:szCs w:val="44"/>
         </w:rPr>
@@ -2116,6 +2158,7 @@
       <w:r>
         <w:rPr>
           <w:b/>
+          <w:noProof/>
           <w:sz w:val="44"/>
           <w:szCs w:val="44"/>
         </w:rPr>
@@ -2156,8 +2199,6 @@
           </wp:inline>
         </w:drawing>
       </w:r>
-      <w:bookmarkStart w:id="0" w:name="_GoBack"/>
-      <w:bookmarkEnd w:id="0"/>
     </w:p>
     <w:sectPr>
       <w:pgSz w:w="12240" w:h="15840"/>
